--- a/rangeet-CV-2026.docx
+++ b/rangeet-CV-2026.docx
@@ -62,7 +62,15 @@
                 <w:sz w:val="22"/>
                 <w:szCs w:val="22"/>
               </w:rPr>
-              <w:t>Staff Research Scientist</w:t>
+              <w:t>Senior</w:t>
+            </w:r>
+            <w:r>
+              <w:rPr>
+                <w:rFonts w:asciiTheme="minorHAnsi" w:hAnsiTheme="minorHAnsi" w:cs="Arial"/>
+                <w:sz w:val="22"/>
+                <w:szCs w:val="22"/>
+              </w:rPr>
+              <w:t xml:space="preserve"> Research Scientist</w:t>
             </w:r>
             <w:r>
               <w:rPr>
@@ -289,7 +297,15 @@
                 <w:sz w:val="22"/>
                 <w:szCs w:val="22"/>
               </w:rPr>
-              <w:t>Staff Research Scientist</w:t>
+              <w:t>Senior</w:t>
+            </w:r>
+            <w:r>
+              <w:rPr>
+                <w:rFonts w:asciiTheme="minorHAnsi" w:hAnsiTheme="minorHAnsi" w:cs="Arial"/>
+                <w:sz w:val="22"/>
+                <w:szCs w:val="22"/>
+              </w:rPr>
+              <w:t xml:space="preserve"> Research Scientist</w:t>
             </w:r>
             <w:r>
               <w:rPr>
@@ -682,39 +698,17 @@
                 <w:sz w:val="22"/>
                 <w:szCs w:val="22"/>
               </w:rPr>
-              <w:t xml:space="preserve">              </w:t>
-            </w:r>
-            <w:proofErr w:type="gramStart"/>
-            <w:r>
-              <w:rPr>
-                <w:rFonts w:asciiTheme="minorHAnsi" w:hAnsiTheme="minorHAnsi" w:cs="Arial"/>
-                <w:bCs/>
-                <w:color w:val="000000"/>
-                <w:sz w:val="22"/>
-                <w:szCs w:val="22"/>
-              </w:rPr>
-              <w:t xml:space="preserve">   </w:t>
-            </w:r>
-            <w:r>
-              <w:rPr>
-                <w:rFonts w:asciiTheme="minorHAnsi" w:hAnsiTheme="minorHAnsi" w:cs="Arial"/>
-                <w:bCs/>
-                <w:color w:val="000000"/>
-                <w:sz w:val="22"/>
-                <w:szCs w:val="22"/>
-              </w:rPr>
-              <w:t>(</w:t>
-            </w:r>
-            <w:proofErr w:type="gramEnd"/>
-            <w:r>
-              <w:rPr>
-                <w:rFonts w:asciiTheme="minorHAnsi" w:hAnsiTheme="minorHAnsi" w:cs="Arial"/>
-                <w:bCs/>
-                <w:color w:val="000000"/>
-                <w:sz w:val="22"/>
-                <w:szCs w:val="22"/>
-              </w:rPr>
-              <w:t>2018</w:t>
+              <w:t xml:space="preserve">                 </w:t>
+            </w:r>
+            <w:r>
+              <w:rPr>
+                <w:rFonts w:asciiTheme="minorHAnsi" w:hAnsiTheme="minorHAnsi" w:cs="Arial"/>
+                <w:bCs/>
+                <w:color w:val="000000"/>
+                <w:sz w:val="22"/>
+                <w:szCs w:val="22"/>
+              </w:rPr>
+              <w:t>(2018</w:t>
             </w:r>
             <w:r>
               <w:rPr>
@@ -905,19 +899,7 @@
                 <w:sz w:val="22"/>
                 <w:szCs w:val="22"/>
               </w:rPr>
-              <w:t xml:space="preserve">                     </w:t>
-            </w:r>
-            <w:proofErr w:type="gramStart"/>
-            <w:r>
-              <w:rPr>
-                <w:rFonts w:asciiTheme="minorHAnsi" w:hAnsiTheme="minorHAnsi" w:cs="Arial"/>
-                <w:b/>
-                <w:bCs/>
-                <w:color w:val="auto"/>
-                <w:sz w:val="22"/>
-                <w:szCs w:val="22"/>
-              </w:rPr>
-              <w:t xml:space="preserve">   </w:t>
+              <w:t xml:space="preserve">                        </w:t>
             </w:r>
             <w:r>
               <w:rPr>
@@ -928,7 +910,6 @@
               </w:rPr>
               <w:t>(</w:t>
             </w:r>
-            <w:proofErr w:type="gramEnd"/>
             <w:r>
               <w:rPr>
                 <w:rFonts w:asciiTheme="minorHAnsi" w:hAnsiTheme="minorHAnsi" w:cs="Arial"/>
@@ -1260,17 +1241,16 @@
                 <w:sz w:val="22"/>
                 <w:szCs w:val="22"/>
               </w:rPr>
-              <w:t xml:space="preserve">Staff Research Scientist                                                                               </w:t>
-            </w:r>
-            <w:proofErr w:type="gramStart"/>
-            <w:r>
-              <w:rPr>
-                <w:rFonts w:asciiTheme="minorHAnsi" w:hAnsiTheme="minorHAnsi" w:cs="Arial"/>
-                <w:bCs/>
-                <w:sz w:val="22"/>
-                <w:szCs w:val="22"/>
-              </w:rPr>
-              <w:t xml:space="preserve">   </w:t>
+              <w:t>Senior</w:t>
+            </w:r>
+            <w:r>
+              <w:rPr>
+                <w:rFonts w:asciiTheme="minorHAnsi" w:hAnsiTheme="minorHAnsi" w:cs="Arial"/>
+                <w:bCs/>
+                <w:sz w:val="22"/>
+                <w:szCs w:val="22"/>
+              </w:rPr>
+              <w:t xml:space="preserve"> Research Scientist                                                                                  </w:t>
             </w:r>
             <w:r>
               <w:rPr>
@@ -1282,7 +1262,6 @@
               </w:rPr>
               <w:t>(</w:t>
             </w:r>
-            <w:proofErr w:type="gramEnd"/>
             <w:r>
               <w:rPr>
                 <w:rFonts w:asciiTheme="minorHAnsi" w:hAnsiTheme="minorHAnsi" w:cs="Arial"/>
@@ -1382,29 +1361,7 @@
                 <w:sz w:val="22"/>
                 <w:szCs w:val="22"/>
               </w:rPr>
-              <w:t xml:space="preserve"> as with 2-3 decades of research on test generation, most approaches are limited to the popular programming languages, i.e., Java, Python, C. Beyond that, there is not enough support for generating test cases automatically. Also, the test cases that the current approaches generate are not natural because a human developer would never write such test cases. This work will address </w:t>
-            </w:r>
-            <w:proofErr w:type="gramStart"/>
-            <w:r>
-              <w:rPr>
-                <w:rFonts w:asciiTheme="minorHAnsi" w:hAnsiTheme="minorHAnsi" w:cs="Arial"/>
-                <w:bCs/>
-                <w:color w:val="000000"/>
-                <w:sz w:val="22"/>
-                <w:szCs w:val="22"/>
-              </w:rPr>
-              <w:t>both of these</w:t>
-            </w:r>
-            <w:proofErr w:type="gramEnd"/>
-            <w:r>
-              <w:rPr>
-                <w:rFonts w:asciiTheme="minorHAnsi" w:hAnsiTheme="minorHAnsi" w:cs="Arial"/>
-                <w:bCs/>
-                <w:color w:val="000000"/>
-                <w:sz w:val="22"/>
-                <w:szCs w:val="22"/>
-              </w:rPr>
-              <w:t xml:space="preserve"> research gaps.</w:t>
+              <w:t xml:space="preserve"> as with 2-3 decades of research on test generation, most approaches are limited to the popular programming languages, i.e., Java, Python, C. Beyond that, there is not enough support for generating test cases automatically. Also, the test cases that the current approaches generate are not natural because a human developer would never write such test cases. This work will address both of these research gaps.</w:t>
             </w:r>
           </w:p>
           <w:p>
@@ -1475,29 +1432,7 @@
                 <w:sz w:val="22"/>
                 <w:szCs w:val="22"/>
               </w:rPr>
-              <w:t xml:space="preserve">has been added to IBM’s flagship product, </w:t>
-            </w:r>
-            <w:proofErr w:type="spellStart"/>
-            <w:r>
-              <w:rPr>
-                <w:rFonts w:asciiTheme="minorHAnsi" w:hAnsiTheme="minorHAnsi" w:cs="Arial"/>
-                <w:bCs/>
-                <w:color w:val="000000"/>
-                <w:sz w:val="22"/>
-                <w:szCs w:val="22"/>
-              </w:rPr>
-              <w:t>watsonx</w:t>
-            </w:r>
-            <w:proofErr w:type="spellEnd"/>
-            <w:r>
-              <w:rPr>
-                <w:rFonts w:asciiTheme="minorHAnsi" w:hAnsiTheme="minorHAnsi" w:cs="Arial"/>
-                <w:bCs/>
-                <w:color w:val="000000"/>
-                <w:sz w:val="22"/>
-                <w:szCs w:val="22"/>
-              </w:rPr>
-              <w:t xml:space="preserve"> Coding Assistant, and has been playing a key differentiating factor when compared to existing coding assistants.</w:t>
+              <w:t>has been added to IBM’s flagship product, watsonx Coding Assistant, and has been playing a key differentiating factor when compared to existing coding assistants.</w:t>
             </w:r>
           </w:p>
           <w:p>
@@ -1939,18 +1874,7 @@
                 <w:sz w:val="22"/>
                 <w:szCs w:val="22"/>
               </w:rPr>
-              <w:t xml:space="preserve">         </w:t>
-            </w:r>
-            <w:proofErr w:type="gramStart"/>
-            <w:r>
-              <w:rPr>
-                <w:rFonts w:asciiTheme="minorHAnsi" w:hAnsiTheme="minorHAnsi" w:cs="Arial"/>
-                <w:bCs/>
-                <w:color w:val="000000"/>
-                <w:sz w:val="22"/>
-                <w:szCs w:val="22"/>
-              </w:rPr>
-              <w:t xml:space="preserve">  </w:t>
+              <w:t xml:space="preserve">           </w:t>
             </w:r>
             <w:r>
               <w:rPr>
@@ -1970,18 +1894,7 @@
                 <w:sz w:val="22"/>
                 <w:szCs w:val="22"/>
               </w:rPr>
-              <w:t>(</w:t>
-            </w:r>
-            <w:proofErr w:type="gramEnd"/>
-            <w:r>
-              <w:rPr>
-                <w:rFonts w:asciiTheme="minorHAnsi" w:hAnsiTheme="minorHAnsi" w:cs="Arial"/>
-                <w:bCs/>
-                <w:color w:val="000000"/>
-                <w:sz w:val="22"/>
-                <w:szCs w:val="22"/>
-              </w:rPr>
-              <w:t>08/2018</w:t>
+              <w:t>(08/2018</w:t>
             </w:r>
             <w:r>
               <w:rPr>
@@ -2211,18 +2124,7 @@
                 <w:sz w:val="22"/>
                 <w:szCs w:val="22"/>
               </w:rPr>
-              <w:t xml:space="preserve">         </w:t>
-            </w:r>
-            <w:proofErr w:type="gramStart"/>
-            <w:r>
-              <w:rPr>
-                <w:rFonts w:asciiTheme="minorHAnsi" w:hAnsiTheme="minorHAnsi" w:cs="Arial"/>
-                <w:bCs/>
-                <w:color w:val="000000"/>
-                <w:sz w:val="22"/>
-                <w:szCs w:val="22"/>
-              </w:rPr>
-              <w:t xml:space="preserve">   </w:t>
+              <w:t xml:space="preserve">            </w:t>
             </w:r>
             <w:r>
               <w:rPr>
@@ -2234,7 +2136,6 @@
               </w:rPr>
               <w:t>(</w:t>
             </w:r>
-            <w:proofErr w:type="gramEnd"/>
             <w:r>
               <w:rPr>
                 <w:rFonts w:asciiTheme="minorHAnsi" w:hAnsiTheme="minorHAnsi" w:cs="Arial"/>
@@ -2511,18 +2412,7 @@
                 <w:sz w:val="22"/>
                 <w:szCs w:val="22"/>
               </w:rPr>
-              <w:t xml:space="preserve">       </w:t>
-            </w:r>
-            <w:proofErr w:type="gramStart"/>
-            <w:r>
-              <w:rPr>
-                <w:rFonts w:asciiTheme="minorHAnsi" w:hAnsiTheme="minorHAnsi" w:cs="Arial"/>
-                <w:bCs/>
-                <w:color w:val="000000"/>
-                <w:sz w:val="22"/>
-                <w:szCs w:val="22"/>
-              </w:rPr>
-              <w:t xml:space="preserve">   </w:t>
+              <w:t xml:space="preserve">          </w:t>
             </w:r>
             <w:r>
               <w:rPr>
@@ -2534,7 +2424,6 @@
               </w:rPr>
               <w:t>(</w:t>
             </w:r>
-            <w:proofErr w:type="gramEnd"/>
             <w:r>
               <w:rPr>
                 <w:rFonts w:asciiTheme="minorHAnsi" w:hAnsiTheme="minorHAnsi" w:cs="Arial"/>
@@ -2856,17 +2745,7 @@
                 <w:sz w:val="22"/>
                 <w:szCs w:val="22"/>
               </w:rPr>
-              <w:t xml:space="preserve">         </w:t>
-            </w:r>
-            <w:proofErr w:type="gramStart"/>
-            <w:r>
-              <w:rPr>
-                <w:rFonts w:asciiTheme="minorHAnsi" w:hAnsiTheme="minorHAnsi" w:cs="Arial"/>
-                <w:bCs/>
-                <w:sz w:val="22"/>
-                <w:szCs w:val="22"/>
-              </w:rPr>
-              <w:t xml:space="preserve">   </w:t>
+              <w:t xml:space="preserve">            </w:t>
             </w:r>
             <w:r>
               <w:rPr>
@@ -2877,7 +2756,6 @@
               </w:rPr>
               <w:t>(</w:t>
             </w:r>
-            <w:proofErr w:type="gramEnd"/>
             <w:r>
               <w:rPr>
                 <w:rFonts w:asciiTheme="minorHAnsi" w:hAnsiTheme="minorHAnsi" w:cs="Arial"/>
@@ -3652,25 +3530,7 @@
                 <w:sz w:val="22"/>
                 <w:szCs w:val="22"/>
               </w:rPr>
-              <w:t xml:space="preserve">, Raju Pavuluri, </w:t>
-            </w:r>
-            <w:proofErr w:type="spellStart"/>
-            <w:r>
-              <w:rPr>
-                <w:rFonts w:asciiTheme="minorHAnsi" w:hAnsiTheme="minorHAnsi" w:cs="Arial"/>
-                <w:sz w:val="22"/>
-                <w:szCs w:val="22"/>
-              </w:rPr>
-              <w:t>Ruikai</w:t>
-            </w:r>
-            <w:proofErr w:type="spellEnd"/>
-            <w:r>
-              <w:rPr>
-                <w:rFonts w:asciiTheme="minorHAnsi" w:hAnsiTheme="minorHAnsi" w:cs="Arial"/>
-                <w:sz w:val="22"/>
-                <w:szCs w:val="22"/>
-              </w:rPr>
-              <w:t xml:space="preserve"> Huang, Rahul Krishna, Tyler Stennett, Alessandro Orso, and Saurabh S</w:t>
+              <w:t>, Raju Pavuluri, Ruikai Huang, Rahul Krishna, Tyler Stennett, Alessandro Orso, and Saurabh S</w:t>
             </w:r>
             <w:r>
               <w:rPr>
@@ -3982,25 +3842,7 @@
                 <w:sz w:val="22"/>
                 <w:szCs w:val="22"/>
               </w:rPr>
-              <w:t xml:space="preserve">, </w:t>
-            </w:r>
-            <w:proofErr w:type="spellStart"/>
-            <w:r>
-              <w:rPr>
-                <w:rFonts w:asciiTheme="minorHAnsi" w:hAnsiTheme="minorHAnsi" w:cs="Arial"/>
-                <w:sz w:val="22"/>
-                <w:szCs w:val="22"/>
-              </w:rPr>
-              <w:t>Myeongsoo</w:t>
-            </w:r>
-            <w:proofErr w:type="spellEnd"/>
-            <w:r>
-              <w:rPr>
-                <w:rFonts w:asciiTheme="minorHAnsi" w:hAnsiTheme="minorHAnsi" w:cs="Arial"/>
-                <w:sz w:val="22"/>
-                <w:szCs w:val="22"/>
-              </w:rPr>
-              <w:t xml:space="preserve"> Kim, Rahul Krishna, Raju Pavuluri, and Saurabh Sinha. "Aster: Natural and multi-language unit test generation with </w:t>
+              <w:t xml:space="preserve">, Myeongsoo Kim, Rahul Krishna, Raju Pavuluri, and Saurabh Sinha. "Aster: Natural and multi-language unit test generation with </w:t>
             </w:r>
             <w:r>
               <w:rPr>
@@ -4161,25 +4003,7 @@
                 <w:sz w:val="22"/>
                 <w:szCs w:val="22"/>
               </w:rPr>
-              <w:t>, Raju Pavuluri, Maja Vukovic, and Saurabh Sinha. "</w:t>
-            </w:r>
-            <w:proofErr w:type="spellStart"/>
-            <w:r>
-              <w:rPr>
-                <w:rFonts w:asciiTheme="minorHAnsi" w:hAnsiTheme="minorHAnsi" w:cs="Arial"/>
-                <w:sz w:val="22"/>
-                <w:szCs w:val="22"/>
-              </w:rPr>
-              <w:t>Codellm</w:t>
-            </w:r>
-            <w:proofErr w:type="spellEnd"/>
-            <w:r>
-              <w:rPr>
-                <w:rFonts w:asciiTheme="minorHAnsi" w:hAnsiTheme="minorHAnsi" w:cs="Arial"/>
-                <w:sz w:val="22"/>
-                <w:szCs w:val="22"/>
-              </w:rPr>
-              <w:t>-Devkit: A Framework for Contextualizing Code LLMs with Program Analysis Insights Tool Demo." In </w:t>
+              <w:t>, Raju Pavuluri, Maja Vukovic, and Saurabh Sinha. "Codellm-Devkit: A Framework for Contextualizing Code LLMs with Program Analysis Insights Tool Demo." In </w:t>
             </w:r>
             <w:r>
               <w:rPr>
@@ -4271,25 +4095,7 @@
                 <w:sz w:val="22"/>
                 <w:szCs w:val="22"/>
               </w:rPr>
-              <w:t xml:space="preserve">Ibrahimzada, </w:t>
-            </w:r>
-            <w:proofErr w:type="spellStart"/>
-            <w:r>
-              <w:rPr>
-                <w:rFonts w:asciiTheme="minorHAnsi" w:hAnsiTheme="minorHAnsi" w:cs="Arial"/>
-                <w:sz w:val="22"/>
-                <w:szCs w:val="22"/>
-              </w:rPr>
-              <w:t>Kaiyao</w:t>
-            </w:r>
-            <w:proofErr w:type="spellEnd"/>
-            <w:r>
-              <w:rPr>
-                <w:rFonts w:asciiTheme="minorHAnsi" w:hAnsiTheme="minorHAnsi" w:cs="Arial"/>
-                <w:sz w:val="22"/>
-                <w:szCs w:val="22"/>
-              </w:rPr>
-              <w:t xml:space="preserve"> Ke, Mrigank Pawagi, Muhammad Salman Abid, </w:t>
+              <w:t xml:space="preserve">Ibrahimzada, Kaiyao Ke, Mrigank Pawagi, Muhammad Salman Abid, </w:t>
             </w:r>
             <w:r>
               <w:rPr>
@@ -4306,25 +4112,7 @@
                 <w:sz w:val="22"/>
                 <w:szCs w:val="22"/>
               </w:rPr>
-              <w:t>, Saurabh Sinha, and Reyhaneh Jabbarvand. "</w:t>
-            </w:r>
-            <w:proofErr w:type="spellStart"/>
-            <w:r>
-              <w:rPr>
-                <w:rFonts w:asciiTheme="minorHAnsi" w:hAnsiTheme="minorHAnsi" w:cs="Arial"/>
-                <w:sz w:val="22"/>
-                <w:szCs w:val="22"/>
-              </w:rPr>
-              <w:t>AlphaTrans</w:t>
-            </w:r>
-            <w:proofErr w:type="spellEnd"/>
-            <w:r>
-              <w:rPr>
-                <w:rFonts w:asciiTheme="minorHAnsi" w:hAnsiTheme="minorHAnsi" w:cs="Arial"/>
-                <w:sz w:val="22"/>
-                <w:szCs w:val="22"/>
-              </w:rPr>
-              <w:t>: A Neuro-Symbolic Compositional Approach for Repository-Level Code Translation and Validation." </w:t>
+              <w:t>, Saurabh Sinha, and Reyhaneh Jabbarvand. "AlphaTrans: A Neuro-Symbolic Compositional Approach for Repository-Level Code Translation and Validation." </w:t>
             </w:r>
             <w:r>
               <w:rPr>
@@ -4433,43 +4221,7 @@
                 <w:sz w:val="22"/>
                 <w:szCs w:val="22"/>
               </w:rPr>
-              <w:t>, Saurabh Sinha, Srikanth Tamilselvam, Raju Pavuluri, and Maja Vukovic. "</w:t>
-            </w:r>
-            <w:proofErr w:type="spellStart"/>
-            <w:r>
-              <w:rPr>
-                <w:rFonts w:asciiTheme="minorHAnsi" w:hAnsiTheme="minorHAnsi" w:cs="Arial"/>
-                <w:sz w:val="22"/>
-                <w:szCs w:val="22"/>
-              </w:rPr>
-              <w:t>Codellm</w:t>
-            </w:r>
-            <w:proofErr w:type="spellEnd"/>
-            <w:r>
-              <w:rPr>
-                <w:rFonts w:asciiTheme="minorHAnsi" w:hAnsiTheme="minorHAnsi" w:cs="Arial"/>
-                <w:sz w:val="22"/>
-                <w:szCs w:val="22"/>
-              </w:rPr>
-              <w:t xml:space="preserve">-devkit: A framework for contextualizing code </w:t>
-            </w:r>
-            <w:proofErr w:type="spellStart"/>
-            <w:r>
-              <w:rPr>
-                <w:rFonts w:asciiTheme="minorHAnsi" w:hAnsiTheme="minorHAnsi" w:cs="Arial"/>
-                <w:sz w:val="22"/>
-                <w:szCs w:val="22"/>
-              </w:rPr>
-              <w:t>llms</w:t>
-            </w:r>
-            <w:proofErr w:type="spellEnd"/>
-            <w:r>
-              <w:rPr>
-                <w:rFonts w:asciiTheme="minorHAnsi" w:hAnsiTheme="minorHAnsi" w:cs="Arial"/>
-                <w:sz w:val="22"/>
-                <w:szCs w:val="22"/>
-              </w:rPr>
-              <w:t xml:space="preserve"> with program analysis insights." In </w:t>
+              <w:t>, Saurabh Sinha, Srikanth Tamilselvam, Raju Pavuluri, and Maja Vukovic. "Codellm-devkit: A framework for contextualizing code llms with program analysis insights." In </w:t>
             </w:r>
             <w:r>
               <w:rPr>
@@ -4539,7 +4291,6 @@
                 <w:szCs w:val="22"/>
               </w:rPr>
             </w:pPr>
-            <w:proofErr w:type="spellStart"/>
             <w:r>
               <w:rPr>
                 <w:rFonts w:asciiTheme="minorHAnsi" w:hAnsiTheme="minorHAnsi" w:cs="Arial"/>
@@ -4548,7 +4299,6 @@
               </w:rPr>
               <w:t>Toufique</w:t>
             </w:r>
-            <w:proofErr w:type="spellEnd"/>
             <w:r>
               <w:rPr>
                 <w:rFonts w:asciiTheme="minorHAnsi" w:hAnsiTheme="minorHAnsi" w:cs="Arial"/>
@@ -4563,25 +4313,7 @@
                 <w:sz w:val="22"/>
                 <w:szCs w:val="22"/>
               </w:rPr>
-              <w:t xml:space="preserve">, Jatin </w:t>
-            </w:r>
-            <w:proofErr w:type="spellStart"/>
-            <w:r>
-              <w:rPr>
-                <w:rFonts w:asciiTheme="minorHAnsi" w:hAnsiTheme="minorHAnsi" w:cs="Arial"/>
-                <w:sz w:val="22"/>
-                <w:szCs w:val="22"/>
-              </w:rPr>
-              <w:t>Ganhotra</w:t>
-            </w:r>
-            <w:proofErr w:type="spellEnd"/>
-            <w:r>
-              <w:rPr>
-                <w:rFonts w:asciiTheme="minorHAnsi" w:hAnsiTheme="minorHAnsi" w:cs="Arial"/>
-                <w:sz w:val="22"/>
-                <w:szCs w:val="22"/>
-              </w:rPr>
-              <w:t xml:space="preserve">, </w:t>
+              <w:t xml:space="preserve">, Jatin Ganhotra, </w:t>
             </w:r>
             <w:r>
               <w:rPr>
@@ -4941,43 +4673,7 @@
                 <w:sz w:val="22"/>
                 <w:szCs w:val="22"/>
               </w:rPr>
-              <w:t xml:space="preserve">Sayem Imtiaz, </w:t>
-            </w:r>
-            <w:proofErr w:type="spellStart"/>
-            <w:r>
-              <w:rPr>
-                <w:rFonts w:asciiTheme="minorHAnsi" w:hAnsiTheme="minorHAnsi" w:cs="Arial"/>
-                <w:sz w:val="22"/>
-                <w:szCs w:val="22"/>
-              </w:rPr>
-              <w:t>Fraol</w:t>
-            </w:r>
-            <w:proofErr w:type="spellEnd"/>
-            <w:r>
-              <w:rPr>
-                <w:rFonts w:asciiTheme="minorHAnsi" w:hAnsiTheme="minorHAnsi" w:cs="Arial"/>
-                <w:sz w:val="22"/>
-                <w:szCs w:val="22"/>
-              </w:rPr>
-              <w:t xml:space="preserve"> </w:t>
-            </w:r>
-            <w:proofErr w:type="spellStart"/>
-            <w:r>
-              <w:rPr>
-                <w:rFonts w:asciiTheme="minorHAnsi" w:hAnsiTheme="minorHAnsi" w:cs="Arial"/>
-                <w:sz w:val="22"/>
-                <w:szCs w:val="22"/>
-              </w:rPr>
-              <w:t>Batole</w:t>
-            </w:r>
-            <w:proofErr w:type="spellEnd"/>
-            <w:r>
-              <w:rPr>
-                <w:rFonts w:asciiTheme="minorHAnsi" w:hAnsiTheme="minorHAnsi" w:cs="Arial"/>
-                <w:sz w:val="22"/>
-                <w:szCs w:val="22"/>
-              </w:rPr>
-              <w:t>, Astha Singh, </w:t>
+              <w:t>Sayem Imtiaz, Fraol Batole, Astha Singh, </w:t>
             </w:r>
             <w:r>
               <w:rPr>
@@ -5263,19 +4959,8 @@
                 <w:szCs w:val="22"/>
                 <w:shd w:val="clear" w:color="auto" w:fill="FFFFFF"/>
               </w:rPr>
-              <w:t xml:space="preserve">Manas: Mining Software Repositories to Assist </w:t>
-            </w:r>
-            <w:proofErr w:type="spellStart"/>
-            <w:r>
-              <w:rPr>
-                <w:rFonts w:asciiTheme="minorHAnsi" w:hAnsiTheme="minorHAnsi" w:cstheme="minorHAnsi"/>
-                <w:sz w:val="22"/>
-                <w:szCs w:val="22"/>
-                <w:shd w:val="clear" w:color="auto" w:fill="FFFFFF"/>
-              </w:rPr>
-              <w:t>AutoML</w:t>
-            </w:r>
-            <w:proofErr w:type="spellEnd"/>
+              <w:t>Manas: Mining Software Repositories to Assist AutoML</w:t>
+            </w:r>
             <w:r>
               <w:rPr>
                 <w:rFonts w:asciiTheme="minorHAnsi" w:hAnsiTheme="minorHAnsi" w:cs="Arial"/>
@@ -5374,43 +5059,7 @@
                 <w:sz w:val="22"/>
                 <w:szCs w:val="22"/>
               </w:rPr>
-              <w:t xml:space="preserve">, Vu Le, Nachiappan Nagappan, Sumit </w:t>
-            </w:r>
-            <w:proofErr w:type="spellStart"/>
-            <w:r>
-              <w:rPr>
-                <w:rFonts w:asciiTheme="minorHAnsi" w:hAnsiTheme="minorHAnsi" w:cs="Arial"/>
-                <w:sz w:val="22"/>
-                <w:szCs w:val="22"/>
-              </w:rPr>
-              <w:t>Gulwani</w:t>
-            </w:r>
-            <w:proofErr w:type="spellEnd"/>
-            <w:r>
-              <w:rPr>
-                <w:rFonts w:asciiTheme="minorHAnsi" w:hAnsiTheme="minorHAnsi" w:cs="Arial"/>
-                <w:sz w:val="22"/>
-                <w:szCs w:val="22"/>
-              </w:rPr>
-              <w:t xml:space="preserve">, </w:t>
-            </w:r>
-            <w:proofErr w:type="spellStart"/>
-            <w:r>
-              <w:rPr>
-                <w:rFonts w:asciiTheme="minorHAnsi" w:hAnsiTheme="minorHAnsi" w:cs="Arial"/>
-                <w:sz w:val="22"/>
-                <w:szCs w:val="22"/>
-              </w:rPr>
-              <w:t>Shuvendu</w:t>
-            </w:r>
-            <w:proofErr w:type="spellEnd"/>
-            <w:r>
-              <w:rPr>
-                <w:rFonts w:asciiTheme="minorHAnsi" w:hAnsiTheme="minorHAnsi" w:cs="Arial"/>
-                <w:sz w:val="22"/>
-                <w:szCs w:val="22"/>
-              </w:rPr>
-              <w:t xml:space="preserve"> Lahiri, and Mike Kaufman. “</w:t>
+              <w:t>, Vu Le, Nachiappan Nagappan, Sumit Gulwani, Shuvendu Lahiri, and Mike Kaufman. “</w:t>
             </w:r>
             <w:r>
               <w:rPr>
@@ -5924,7 +5573,6 @@
               </w:rPr>
               <w:br/>
             </w:r>
-            <w:proofErr w:type="spellStart"/>
             <w:r>
               <w:rPr>
                 <w:rFonts w:asciiTheme="minorHAnsi" w:hAnsiTheme="minorHAnsi" w:cs="Arial"/>
@@ -5933,18 +5581,7 @@
                 <w:sz w:val="22"/>
                 <w:szCs w:val="22"/>
               </w:rPr>
-              <w:t>Arxiv</w:t>
-            </w:r>
-            <w:proofErr w:type="spellEnd"/>
-            <w:r>
-              <w:rPr>
-                <w:rFonts w:asciiTheme="minorHAnsi" w:hAnsiTheme="minorHAnsi" w:cs="Arial"/>
-                <w:b/>
-                <w:bCs/>
-                <w:sz w:val="22"/>
-                <w:szCs w:val="22"/>
-              </w:rPr>
-              <w:t>:</w:t>
+              <w:t>Arxiv:</w:t>
             </w:r>
           </w:p>
           <w:p>
@@ -5965,7 +5602,6 @@
                 <w:szCs w:val="22"/>
               </w:rPr>
             </w:pPr>
-            <w:proofErr w:type="spellStart"/>
             <w:r>
               <w:rPr>
                 <w:rFonts w:asciiTheme="minorHAnsi" w:hAnsiTheme="minorHAnsi" w:cs="Arial"/>
@@ -5974,7 +5610,6 @@
               </w:rPr>
               <w:t>Toufique</w:t>
             </w:r>
-            <w:proofErr w:type="spellEnd"/>
             <w:r>
               <w:rPr>
                 <w:rFonts w:asciiTheme="minorHAnsi" w:hAnsiTheme="minorHAnsi" w:cs="Arial"/>
@@ -5999,23 +5634,13 @@
               </w:rPr>
               <w:t> </w:t>
             </w:r>
-            <w:proofErr w:type="spellStart"/>
-            <w:r>
-              <w:rPr>
-                <w:rFonts w:asciiTheme="minorHAnsi" w:hAnsiTheme="minorHAnsi" w:cs="Arial"/>
-                <w:sz w:val="22"/>
-                <w:szCs w:val="22"/>
-              </w:rPr>
-              <w:t>arXiv</w:t>
-            </w:r>
-            <w:proofErr w:type="spellEnd"/>
-            <w:r>
-              <w:rPr>
-                <w:rFonts w:asciiTheme="minorHAnsi" w:hAnsiTheme="minorHAnsi" w:cs="Arial"/>
-                <w:sz w:val="22"/>
-                <w:szCs w:val="22"/>
-              </w:rPr>
-              <w:t xml:space="preserve"> preprint arXiv:2412.02883</w:t>
+            <w:r>
+              <w:rPr>
+                <w:rFonts w:asciiTheme="minorHAnsi" w:hAnsiTheme="minorHAnsi" w:cs="Arial"/>
+                <w:sz w:val="22"/>
+                <w:szCs w:val="22"/>
+              </w:rPr>
+              <w:t>arXiv preprint arXiv:2412.02883</w:t>
             </w:r>
             <w:r>
               <w:rPr>
@@ -6081,25 +5706,7 @@
                 <w:sz w:val="22"/>
                 <w:szCs w:val="22"/>
               </w:rPr>
-              <w:t xml:space="preserve">, Sumon Biswas, </w:t>
-            </w:r>
-            <w:proofErr w:type="spellStart"/>
-            <w:r>
-              <w:rPr>
-                <w:rFonts w:asciiTheme="minorHAnsi" w:hAnsiTheme="minorHAnsi" w:cs="Arial"/>
-                <w:sz w:val="22"/>
-                <w:szCs w:val="22"/>
-              </w:rPr>
-              <w:t>Mohna</w:t>
-            </w:r>
-            <w:proofErr w:type="spellEnd"/>
-            <w:r>
-              <w:rPr>
-                <w:rFonts w:asciiTheme="minorHAnsi" w:hAnsiTheme="minorHAnsi" w:cs="Arial"/>
-                <w:sz w:val="22"/>
-                <w:szCs w:val="22"/>
-              </w:rPr>
-              <w:t xml:space="preserve"> Chakraborty, Breno Dantas Cruz, Hridesh Rajan. “An Empirical Study on the Bugs Found while Reusing Pre-trained Natural Language Processing Models</w:t>
+              <w:t>, Sumon Biswas, Mohna Chakraborty, Breno Dantas Cruz, Hridesh Rajan. “An Empirical Study on the Bugs Found while Reusing Pre-trained Natural Language Processing Models</w:t>
             </w:r>
             <w:r>
               <w:rPr>
@@ -6109,7 +5716,6 @@
               </w:rPr>
               <w:t xml:space="preserve">.”, </w:t>
             </w:r>
-            <w:proofErr w:type="spellStart"/>
             <w:r>
               <w:rPr>
                 <w:rFonts w:asciiTheme="minorHAnsi" w:hAnsiTheme="minorHAnsi" w:cs="Arial"/>
@@ -6118,18 +5724,7 @@
                 <w:sz w:val="22"/>
                 <w:szCs w:val="22"/>
               </w:rPr>
-              <w:t>arXiv</w:t>
-            </w:r>
-            <w:proofErr w:type="spellEnd"/>
-            <w:r>
-              <w:rPr>
-                <w:rFonts w:asciiTheme="minorHAnsi" w:hAnsiTheme="minorHAnsi" w:cs="Arial"/>
-                <w:b/>
-                <w:bCs/>
-                <w:sz w:val="22"/>
-                <w:szCs w:val="22"/>
-              </w:rPr>
-              <w:t xml:space="preserve"> preprint arXiv:2212.00105 (2022).</w:t>
+              <w:t>arXiv preprint arXiv:2212.00105 (2022).</w:t>
             </w:r>
           </w:p>
           <w:p>
@@ -6175,27 +5770,8 @@
                 <w:sz w:val="22"/>
                 <w:szCs w:val="22"/>
               </w:rPr>
-              <w:t xml:space="preserve">, Md Johirul Islam, </w:t>
-            </w:r>
-            <w:proofErr w:type="spellStart"/>
-            <w:r>
-              <w:rPr>
-                <w:rFonts w:asciiTheme="minorHAnsi" w:hAnsiTheme="minorHAnsi" w:cs="Arial"/>
-                <w:sz w:val="22"/>
-                <w:szCs w:val="22"/>
-              </w:rPr>
-              <w:t>Shibbir</w:t>
-            </w:r>
-            <w:proofErr w:type="spellEnd"/>
-            <w:r>
-              <w:rPr>
-                <w:rFonts w:asciiTheme="minorHAnsi" w:hAnsiTheme="minorHAnsi" w:cs="Arial"/>
-                <w:sz w:val="22"/>
-                <w:szCs w:val="22"/>
-              </w:rPr>
-              <w:t xml:space="preserve"> Ahmed, and Hridesh Rajan. "Identifying Classes Susceptible to Adversarial Attacks.", </w:t>
-            </w:r>
-            <w:proofErr w:type="spellStart"/>
+              <w:t xml:space="preserve">, Md Johirul Islam, Shibbir Ahmed, and Hridesh Rajan. "Identifying Classes Susceptible to Adversarial Attacks.", </w:t>
+            </w:r>
             <w:r>
               <w:rPr>
                 <w:rFonts w:asciiTheme="minorHAnsi" w:hAnsiTheme="minorHAnsi" w:cs="Arial"/>
@@ -6204,18 +5780,7 @@
                 <w:sz w:val="22"/>
                 <w:szCs w:val="22"/>
               </w:rPr>
-              <w:t>arXiv</w:t>
-            </w:r>
-            <w:proofErr w:type="spellEnd"/>
-            <w:r>
-              <w:rPr>
-                <w:rFonts w:asciiTheme="minorHAnsi" w:hAnsiTheme="minorHAnsi" w:cs="Arial"/>
-                <w:b/>
-                <w:bCs/>
-                <w:sz w:val="22"/>
-                <w:szCs w:val="22"/>
-              </w:rPr>
-              <w:t xml:space="preserve"> preprint arXiv:1905.13284 (2019).</w:t>
+              <w:t>arXiv preprint arXiv:1905.13284 (2019).</w:t>
             </w:r>
           </w:p>
           <w:p>
@@ -6275,7 +5840,6 @@
               </w:rPr>
               <w:t xml:space="preserve">, and Hridesh Rajan. "What Do Developers Ask About ML Libraries? A Large-scale Study Using Stack Overflow.", </w:t>
             </w:r>
-            <w:proofErr w:type="spellStart"/>
             <w:r>
               <w:rPr>
                 <w:rFonts w:asciiTheme="minorHAnsi" w:hAnsiTheme="minorHAnsi" w:cs="Arial"/>
@@ -6284,18 +5848,7 @@
                 <w:sz w:val="22"/>
                 <w:szCs w:val="22"/>
               </w:rPr>
-              <w:t>arXiv</w:t>
-            </w:r>
-            <w:proofErr w:type="spellEnd"/>
-            <w:r>
-              <w:rPr>
-                <w:rFonts w:asciiTheme="minorHAnsi" w:hAnsiTheme="minorHAnsi" w:cs="Arial"/>
-                <w:b/>
-                <w:bCs/>
-                <w:sz w:val="22"/>
-                <w:szCs w:val="22"/>
-              </w:rPr>
-              <w:t xml:space="preserve"> preprint arXiv:1906.11940 (2019)</w:t>
+              <w:t>arXiv preprint arXiv:1906.11940 (2019)</w:t>
             </w:r>
             <w:r>
               <w:rPr>
@@ -6533,43 +6086,7 @@
                 <w:sz w:val="22"/>
                 <w:szCs w:val="22"/>
               </w:rPr>
-              <w:t xml:space="preserve">“Simplify your Code LLM solutions using </w:t>
-            </w:r>
-            <w:proofErr w:type="spellStart"/>
-            <w:r>
-              <w:rPr>
-                <w:rFonts w:ascii="Calibri" w:hAnsi="Calibri" w:cs="Calibri"/>
-                <w:sz w:val="22"/>
-                <w:szCs w:val="22"/>
-              </w:rPr>
-              <w:t>CodeLLM</w:t>
-            </w:r>
-            <w:proofErr w:type="spellEnd"/>
-            <w:r>
-              <w:rPr>
-                <w:rFonts w:ascii="Calibri" w:hAnsi="Calibri" w:cs="Calibri"/>
-                <w:sz w:val="22"/>
-                <w:szCs w:val="22"/>
-              </w:rPr>
-              <w:t xml:space="preserve"> </w:t>
-            </w:r>
-            <w:proofErr w:type="spellStart"/>
-            <w:r>
-              <w:rPr>
-                <w:rFonts w:ascii="Calibri" w:hAnsi="Calibri" w:cs="Calibri"/>
-                <w:sz w:val="22"/>
-                <w:szCs w:val="22"/>
-              </w:rPr>
-              <w:t>DevKit</w:t>
-            </w:r>
-            <w:proofErr w:type="spellEnd"/>
-            <w:r>
-              <w:rPr>
-                <w:rFonts w:ascii="Calibri" w:hAnsi="Calibri" w:cs="Calibri"/>
-                <w:sz w:val="22"/>
-                <w:szCs w:val="22"/>
-              </w:rPr>
-              <w:t>”,</w:t>
+              <w:t>“Simplify your Code LLM solutions using CodeLLM DevKit”,</w:t>
             </w:r>
             <w:r>
               <w:rPr>
@@ -6589,7 +6106,6 @@
               </w:rPr>
               <w:t xml:space="preserve">IBM Research Blog, </w:t>
             </w:r>
-            <w:proofErr w:type="gramStart"/>
             <w:r>
               <w:rPr>
                 <w:rFonts w:ascii="Calibri" w:hAnsi="Calibri" w:cs="Calibri"/>
@@ -6604,16 +6120,7 @@
                 <w:sz w:val="22"/>
                 <w:szCs w:val="22"/>
               </w:rPr>
-              <w:t>,</w:t>
-            </w:r>
-            <w:proofErr w:type="gramEnd"/>
-            <w:r>
-              <w:rPr>
-                <w:rFonts w:ascii="Calibri" w:hAnsi="Calibri" w:cs="Calibri"/>
-                <w:sz w:val="22"/>
-                <w:szCs w:val="22"/>
-              </w:rPr>
-              <w:t xml:space="preserve"> 202</w:t>
+              <w:t>, 202</w:t>
             </w:r>
             <w:r>
               <w:rPr>
@@ -6683,25 +6190,7 @@
                 <w:szCs w:val="22"/>
               </w:rPr>
               <w:lastRenderedPageBreak/>
-              <w:t xml:space="preserve">“Safe program merges at scale: A grand challenge for program repair research”, Microsoft Research Blog, </w:t>
-            </w:r>
-            <w:proofErr w:type="gramStart"/>
-            <w:r>
-              <w:rPr>
-                <w:rFonts w:ascii="Calibri" w:hAnsi="Calibri" w:cs="Calibri"/>
-                <w:sz w:val="22"/>
-                <w:szCs w:val="22"/>
-              </w:rPr>
-              <w:t>Aug,</w:t>
-            </w:r>
-            <w:proofErr w:type="gramEnd"/>
-            <w:r>
-              <w:rPr>
-                <w:rFonts w:ascii="Calibri" w:hAnsi="Calibri" w:cs="Calibri"/>
-                <w:sz w:val="22"/>
-                <w:szCs w:val="22"/>
-              </w:rPr>
-              <w:t xml:space="preserve"> 2021. </w:t>
+              <w:t xml:space="preserve">“Safe program merges at scale: A grand challenge for program repair research”, Microsoft Research Blog, Aug, 2021. </w:t>
             </w:r>
           </w:p>
           <w:p>
@@ -6782,33 +6271,7 @@
                 <w:sz w:val="22"/>
                 <w:szCs w:val="22"/>
               </w:rPr>
-              <w:t xml:space="preserve">”, Iowa State News, </w:t>
-            </w:r>
-            <w:proofErr w:type="gramStart"/>
-            <w:r>
-              <w:rPr>
-                <w:rStyle w:val="articletitle1"/>
-                <w:rFonts w:asciiTheme="minorHAnsi" w:eastAsia="Times New Roman" w:hAnsiTheme="minorHAnsi" w:cs="Arial"/>
-                <w:b w:val="0"/>
-                <w:bCs w:val="0"/>
-                <w:color w:val="auto"/>
-                <w:sz w:val="22"/>
-                <w:szCs w:val="22"/>
-              </w:rPr>
-              <w:t>Aug,</w:t>
-            </w:r>
-            <w:proofErr w:type="gramEnd"/>
-            <w:r>
-              <w:rPr>
-                <w:rStyle w:val="articletitle1"/>
-                <w:rFonts w:asciiTheme="minorHAnsi" w:eastAsia="Times New Roman" w:hAnsiTheme="minorHAnsi" w:cs="Arial"/>
-                <w:b w:val="0"/>
-                <w:bCs w:val="0"/>
-                <w:color w:val="auto"/>
-                <w:sz w:val="22"/>
-                <w:szCs w:val="22"/>
-              </w:rPr>
-              <w:t xml:space="preserve"> 2020. </w:t>
+              <w:t xml:space="preserve">”, Iowa State News, Aug, 2020. </w:t>
             </w:r>
           </w:p>
           <w:p>
@@ -6892,33 +6355,7 @@
                 <w:sz w:val="22"/>
                 <w:szCs w:val="22"/>
               </w:rPr>
-              <w:t xml:space="preserve">”, Iowa State News, </w:t>
-            </w:r>
-            <w:proofErr w:type="gramStart"/>
-            <w:r>
-              <w:rPr>
-                <w:rStyle w:val="articletitle1"/>
-                <w:rFonts w:asciiTheme="minorHAnsi" w:eastAsia="Times New Roman" w:hAnsiTheme="minorHAnsi" w:cs="Arial"/>
-                <w:b w:val="0"/>
-                <w:bCs w:val="0"/>
-                <w:color w:val="auto"/>
-                <w:sz w:val="22"/>
-                <w:szCs w:val="22"/>
-              </w:rPr>
-              <w:t>July,</w:t>
-            </w:r>
-            <w:proofErr w:type="gramEnd"/>
-            <w:r>
-              <w:rPr>
-                <w:rStyle w:val="articletitle1"/>
-                <w:rFonts w:asciiTheme="minorHAnsi" w:eastAsia="Times New Roman" w:hAnsiTheme="minorHAnsi" w:cs="Arial"/>
-                <w:b w:val="0"/>
-                <w:bCs w:val="0"/>
-                <w:color w:val="auto"/>
-                <w:sz w:val="22"/>
-                <w:szCs w:val="22"/>
-              </w:rPr>
-              <w:t xml:space="preserve"> 2020. </w:t>
+              <w:t xml:space="preserve">”, Iowa State News, July, 2020. </w:t>
             </w:r>
           </w:p>
           <w:p>
@@ -6983,9 +6420,8 @@
                 <w:sz w:val="22"/>
                 <w:szCs w:val="22"/>
               </w:rPr>
-              <w:t xml:space="preserve">Huang, </w:t>
-            </w:r>
-            <w:proofErr w:type="spellStart"/>
+              <w:t>Huang, Khoshmanesh, and Pan win Robert Stuart Early Research Recognition Award</w:t>
+            </w:r>
             <w:r>
               <w:rPr>
                 <w:rStyle w:val="articletitle1"/>
@@ -6996,58 +6432,7 @@
                 <w:sz w:val="22"/>
                 <w:szCs w:val="22"/>
               </w:rPr>
-              <w:t>Khoshmanesh</w:t>
-            </w:r>
-            <w:proofErr w:type="spellEnd"/>
-            <w:r>
-              <w:rPr>
-                <w:rStyle w:val="articletitle1"/>
-                <w:rFonts w:asciiTheme="minorHAnsi" w:eastAsia="Times New Roman" w:hAnsiTheme="minorHAnsi" w:cs="Arial"/>
-                <w:b w:val="0"/>
-                <w:bCs w:val="0"/>
-                <w:color w:val="auto"/>
-                <w:sz w:val="22"/>
-                <w:szCs w:val="22"/>
-              </w:rPr>
-              <w:t>, and Pan win Robert Stuart Early Research Recognition Award</w:t>
-            </w:r>
-            <w:r>
-              <w:rPr>
-                <w:rStyle w:val="articletitle1"/>
-                <w:rFonts w:asciiTheme="minorHAnsi" w:eastAsia="Times New Roman" w:hAnsiTheme="minorHAnsi" w:cs="Arial"/>
-                <w:b w:val="0"/>
-                <w:bCs w:val="0"/>
-                <w:color w:val="auto"/>
-                <w:sz w:val="22"/>
-                <w:szCs w:val="22"/>
-              </w:rPr>
-              <w:t xml:space="preserve">”, Iowa State News, </w:t>
-            </w:r>
-            <w:proofErr w:type="gramStart"/>
-            <w:r>
-              <w:rPr>
-                <w:rStyle w:val="articletitle1"/>
-                <w:rFonts w:asciiTheme="minorHAnsi" w:eastAsia="Times New Roman" w:hAnsiTheme="minorHAnsi" w:cs="Arial"/>
-                <w:b w:val="0"/>
-                <w:bCs w:val="0"/>
-                <w:color w:val="auto"/>
-                <w:sz w:val="22"/>
-                <w:szCs w:val="22"/>
-              </w:rPr>
-              <w:t>May,</w:t>
-            </w:r>
-            <w:proofErr w:type="gramEnd"/>
-            <w:r>
-              <w:rPr>
-                <w:rStyle w:val="articletitle1"/>
-                <w:rFonts w:asciiTheme="minorHAnsi" w:eastAsia="Times New Roman" w:hAnsiTheme="minorHAnsi" w:cs="Arial"/>
-                <w:b w:val="0"/>
-                <w:bCs w:val="0"/>
-                <w:color w:val="auto"/>
-                <w:sz w:val="22"/>
-                <w:szCs w:val="22"/>
-              </w:rPr>
-              <w:t xml:space="preserve"> 2020. </w:t>
+              <w:t xml:space="preserve">”, Iowa State News, May, 2020. </w:t>
             </w:r>
           </w:p>
           <w:p>
@@ -7104,33 +6489,7 @@
                 <w:sz w:val="22"/>
                 <w:szCs w:val="22"/>
               </w:rPr>
-              <w:t xml:space="preserve">“Open data set to increase efficiency of COVID-19 research”, Iowa State Daily, </w:t>
-            </w:r>
-            <w:proofErr w:type="gramStart"/>
-            <w:r>
-              <w:rPr>
-                <w:rStyle w:val="articletitle1"/>
-                <w:rFonts w:asciiTheme="minorHAnsi" w:eastAsia="Times New Roman" w:hAnsiTheme="minorHAnsi" w:cs="Arial"/>
-                <w:b w:val="0"/>
-                <w:bCs w:val="0"/>
-                <w:color w:val="auto"/>
-                <w:sz w:val="22"/>
-                <w:szCs w:val="22"/>
-              </w:rPr>
-              <w:t>Apr,</w:t>
-            </w:r>
-            <w:proofErr w:type="gramEnd"/>
-            <w:r>
-              <w:rPr>
-                <w:rStyle w:val="articletitle1"/>
-                <w:rFonts w:asciiTheme="minorHAnsi" w:eastAsia="Times New Roman" w:hAnsiTheme="minorHAnsi" w:cs="Arial"/>
-                <w:b w:val="0"/>
-                <w:bCs w:val="0"/>
-                <w:color w:val="auto"/>
-                <w:sz w:val="22"/>
-                <w:szCs w:val="22"/>
-              </w:rPr>
-              <w:t xml:space="preserve"> 2020.</w:t>
+              <w:t>“Open data set to increase efficiency of COVID-19 research”, Iowa State Daily, Apr, 2020.</w:t>
             </w:r>
             <w:r>
               <w:rPr>
@@ -7245,7 +6604,6 @@
               </w:rPr>
               <w:t xml:space="preserve">Iowa State News, </w:t>
             </w:r>
-            <w:proofErr w:type="gramStart"/>
             <w:r>
               <w:rPr>
                 <w:rStyle w:val="articletitle1"/>
@@ -7268,20 +6626,7 @@
                 <w:sz w:val="22"/>
                 <w:szCs w:val="22"/>
               </w:rPr>
-              <w:t>,</w:t>
-            </w:r>
-            <w:proofErr w:type="gramEnd"/>
-            <w:r>
-              <w:rPr>
-                <w:rStyle w:val="articletitle1"/>
-                <w:rFonts w:asciiTheme="minorHAnsi" w:eastAsia="Times New Roman" w:hAnsiTheme="minorHAnsi" w:cs="Arial"/>
-                <w:b w:val="0"/>
-                <w:bCs w:val="0"/>
-                <w:color w:val="auto"/>
-                <w:sz w:val="22"/>
-                <w:szCs w:val="22"/>
-              </w:rPr>
-              <w:t xml:space="preserve"> 2019.</w:t>
+              <w:t>, 2019.</w:t>
             </w:r>
           </w:p>
           <w:p>
@@ -7334,33 +6679,7 @@
                 <w:sz w:val="22"/>
                 <w:szCs w:val="22"/>
               </w:rPr>
-              <w:t xml:space="preserve">“CS Students Showcase Entrepreneurship and Innovation”, Iowa State News, </w:t>
-            </w:r>
-            <w:proofErr w:type="gramStart"/>
-            <w:r>
-              <w:rPr>
-                <w:rStyle w:val="articletitle1"/>
-                <w:rFonts w:asciiTheme="minorHAnsi" w:eastAsia="Times New Roman" w:hAnsiTheme="minorHAnsi" w:cs="Arial"/>
-                <w:b w:val="0"/>
-                <w:bCs w:val="0"/>
-                <w:color w:val="auto"/>
-                <w:sz w:val="22"/>
-                <w:szCs w:val="22"/>
-              </w:rPr>
-              <w:t>Sep,</w:t>
-            </w:r>
-            <w:proofErr w:type="gramEnd"/>
-            <w:r>
-              <w:rPr>
-                <w:rStyle w:val="articletitle1"/>
-                <w:rFonts w:asciiTheme="minorHAnsi" w:eastAsia="Times New Roman" w:hAnsiTheme="minorHAnsi" w:cs="Arial"/>
-                <w:b w:val="0"/>
-                <w:bCs w:val="0"/>
-                <w:color w:val="auto"/>
-                <w:sz w:val="22"/>
-                <w:szCs w:val="22"/>
-              </w:rPr>
-              <w:t xml:space="preserve"> 2019.</w:t>
+              <w:t>“CS Students Showcase Entrepreneurship and Innovation”, Iowa State News, Sep, 2019.</w:t>
             </w:r>
           </w:p>
           <w:p>
@@ -7582,17 +6901,7 @@
                       <w:sz w:val="22"/>
                       <w:szCs w:val="22"/>
                     </w:rPr>
-                    <w:t xml:space="preserve">OMS </w:t>
-                  </w:r>
-                  <w:proofErr w:type="gramStart"/>
-                  <w:r>
-                    <w:rPr>
-                      <w:rFonts w:asciiTheme="minorHAnsi" w:hAnsiTheme="minorHAnsi" w:cs="Arial"/>
-                      <w:color w:val="auto"/>
-                      <w:sz w:val="22"/>
-                      <w:szCs w:val="22"/>
-                    </w:rPr>
-                    <w:t>309</w:t>
+                    <w:t>OMS 309</w:t>
                   </w:r>
                   <w:r>
                     <w:rPr>
@@ -7601,17 +6910,7 @@
                       <w:sz w:val="22"/>
                       <w:szCs w:val="22"/>
                     </w:rPr>
-                    <w:t xml:space="preserve">  -</w:t>
-                  </w:r>
-                  <w:proofErr w:type="gramEnd"/>
-                  <w:r>
-                    <w:rPr>
-                      <w:rFonts w:asciiTheme="minorHAnsi" w:hAnsiTheme="minorHAnsi" w:cs="Arial"/>
-                      <w:color w:val="auto"/>
-                      <w:sz w:val="22"/>
-                      <w:szCs w:val="22"/>
-                    </w:rPr>
-                    <w:t xml:space="preserve"> Software </w:t>
+                    <w:t xml:space="preserve">  - Software </w:t>
                   </w:r>
                   <w:r>
                     <w:rPr>
@@ -7620,17 +6919,7 @@
                       <w:sz w:val="22"/>
                       <w:szCs w:val="22"/>
                     </w:rPr>
-                    <w:t xml:space="preserve">Development </w:t>
-                  </w:r>
-                  <w:proofErr w:type="gramStart"/>
-                  <w:r>
-                    <w:rPr>
-                      <w:rFonts w:asciiTheme="minorHAnsi" w:hAnsiTheme="minorHAnsi" w:cs="Arial"/>
-                      <w:color w:val="auto"/>
-                      <w:sz w:val="22"/>
-                      <w:szCs w:val="22"/>
-                    </w:rPr>
-                    <w:t>Practices</w:t>
+                    <w:t>Development Practices</w:t>
                   </w:r>
                   <w:r>
                     <w:rPr>
@@ -7639,17 +6928,7 @@
                       <w:sz w:val="22"/>
                       <w:szCs w:val="22"/>
                     </w:rPr>
-                    <w:t>:–</w:t>
-                  </w:r>
-                  <w:proofErr w:type="gramEnd"/>
-                  <w:r>
-                    <w:rPr>
-                      <w:rFonts w:asciiTheme="minorHAnsi" w:hAnsiTheme="minorHAnsi" w:cs="Arial"/>
-                      <w:color w:val="auto"/>
-                      <w:sz w:val="22"/>
-                      <w:szCs w:val="22"/>
-                    </w:rPr>
-                    <w:t xml:space="preserve"> Teaching Assistant </w:t>
+                    <w:t xml:space="preserve">:– Teaching Assistant </w:t>
                   </w:r>
                 </w:p>
                 <w:p>
@@ -7713,47 +6992,7 @@
                       <w:sz w:val="22"/>
                       <w:szCs w:val="22"/>
                     </w:rPr>
-                    <w:t xml:space="preserve">COMS </w:t>
-                  </w:r>
-                  <w:proofErr w:type="gramStart"/>
-                  <w:r>
-                    <w:rPr>
-                      <w:rFonts w:asciiTheme="minorHAnsi" w:hAnsiTheme="minorHAnsi" w:cs="Arial"/>
-                      <w:color w:val="auto"/>
-                      <w:sz w:val="22"/>
-                      <w:szCs w:val="22"/>
-                    </w:rPr>
-                    <w:t>319  -</w:t>
-                  </w:r>
-                  <w:proofErr w:type="gramEnd"/>
-                  <w:r>
-                    <w:rPr>
-                      <w:rFonts w:asciiTheme="minorHAnsi" w:hAnsiTheme="minorHAnsi" w:cs="Arial"/>
-                      <w:color w:val="auto"/>
-                      <w:sz w:val="22"/>
-                      <w:szCs w:val="22"/>
-                    </w:rPr>
-                    <w:t xml:space="preserve"> Construction of User </w:t>
-                  </w:r>
-                  <w:proofErr w:type="gramStart"/>
-                  <w:r>
-                    <w:rPr>
-                      <w:rFonts w:asciiTheme="minorHAnsi" w:hAnsiTheme="minorHAnsi" w:cs="Arial"/>
-                      <w:color w:val="auto"/>
-                      <w:sz w:val="22"/>
-                      <w:szCs w:val="22"/>
-                    </w:rPr>
-                    <w:t>Interfaces:-</w:t>
-                  </w:r>
-                  <w:proofErr w:type="gramEnd"/>
-                  <w:r>
-                    <w:rPr>
-                      <w:rFonts w:asciiTheme="minorHAnsi" w:hAnsiTheme="minorHAnsi" w:cs="Arial"/>
-                      <w:color w:val="auto"/>
-                      <w:sz w:val="22"/>
-                      <w:szCs w:val="22"/>
-                    </w:rPr>
-                    <w:t xml:space="preserve">  Teaching Assistant</w:t>
+                    <w:t>COMS 319  - Construction of User Interfaces:-  Teaching Assistant</w:t>
                   </w:r>
                 </w:p>
                 <w:p>
@@ -8119,16 +7358,7 @@
                 <w:sz w:val="22"/>
                 <w:szCs w:val="22"/>
               </w:rPr>
-              <w:t xml:space="preserve">Pat </w:t>
-            </w:r>
-            <w:proofErr w:type="spellStart"/>
-            <w:r>
-              <w:rPr>
-                <w:rFonts w:asciiTheme="minorHAnsi" w:hAnsiTheme="minorHAnsi" w:cs="Arial"/>
-                <w:sz w:val="22"/>
-                <w:szCs w:val="22"/>
-              </w:rPr>
-              <w:t>GoldBer</w:t>
+              <w:t>Pat GoldBer</w:t>
             </w:r>
             <w:r>
               <w:rPr>
@@ -8138,7 +7368,6 @@
               </w:rPr>
               <w:t>g</w:t>
             </w:r>
-            <w:proofErr w:type="spellEnd"/>
             <w:r>
               <w:rPr>
                 <w:rFonts w:asciiTheme="minorHAnsi" w:hAnsiTheme="minorHAnsi" w:cs="Arial"/>
@@ -8552,25 +7781,7 @@
                 <w:sz w:val="22"/>
                 <w:szCs w:val="22"/>
               </w:rPr>
-              <w:t xml:space="preserve">PC Co-Chair, </w:t>
-            </w:r>
-            <w:proofErr w:type="spellStart"/>
-            <w:r>
-              <w:rPr>
-                <w:rFonts w:asciiTheme="minorHAnsi" w:hAnsiTheme="minorHAnsi" w:cs="Arial"/>
-                <w:sz w:val="22"/>
-                <w:szCs w:val="22"/>
-              </w:rPr>
-              <w:t>ReCode</w:t>
-            </w:r>
-            <w:proofErr w:type="spellEnd"/>
-            <w:r>
-              <w:rPr>
-                <w:rFonts w:asciiTheme="minorHAnsi" w:hAnsiTheme="minorHAnsi" w:cs="Arial"/>
-                <w:sz w:val="22"/>
-                <w:szCs w:val="22"/>
-              </w:rPr>
-              <w:t xml:space="preserve"> Workshop, ICSE, 2026.</w:t>
+              <w:t>PC Co-Chair, ReCode Workshop, ICSE, 2026.</w:t>
             </w:r>
           </w:p>
           <w:p>
@@ -14572,6 +13783,19 @@
 </file>
 
 <file path=customXml/item2.xml><?xml version="1.0" encoding="utf-8"?>
+<b:Sources xmlns:b="http://schemas.openxmlformats.org/officeDocument/2006/bibliography" xmlns="http://schemas.openxmlformats.org/officeDocument/2006/bibliography" SelectedStyle="\APA.XSL" StyleName="APA"/>
+</file>
+
+<file path=customXml/item3.xml><?xml version="1.0" encoding="utf-8"?>
+<?mso-contentType ?>
+<FormTemplates xmlns="http://schemas.microsoft.com/sharepoint/v3/contenttype/forms">
+  <Display>DocumentLibraryForm</Display>
+  <Edit>DocumentLibraryForm</Edit>
+  <New>DocumentLibraryForm</New>
+</FormTemplates>
+</file>
+
+<file path=customXml/item4.xml><?xml version="1.0" encoding="utf-8"?>
 <ct:contentTypeSchema xmlns:ct="http://schemas.microsoft.com/office/2006/metadata/contentType" xmlns:ma="http://schemas.microsoft.com/office/2006/metadata/properties/metaAttributes" ct:_="" ma:_="" ma:contentTypeName="Document" ma:contentTypeID="0x0101007C13F884C598A9428C007E0802740647" ma:contentTypeVersion="13" ma:contentTypeDescription="Create a new document." ma:contentTypeScope="" ma:versionID="fa713d29fe412bebec639c86730cd864">
   <xsd:schema xmlns:xsd="http://www.w3.org/2001/XMLSchema" xmlns:xs="http://www.w3.org/2001/XMLSchema" xmlns:p="http://schemas.microsoft.com/office/2006/metadata/properties" xmlns:ns3="26bd4dbe-e208-43c1-a12f-71107c210b69" xmlns:ns4="4b4d69f1-fd1b-4f4d-a6bc-bfa25c82529a" targetNamespace="http://schemas.microsoft.com/office/2006/metadata/properties" ma:root="true" ma:fieldsID="5afa9695de12617ee17a0d3b720dfb4d" ns3:_="" ns4:_="">
     <xsd:import namespace="26bd4dbe-e208-43c1-a12f-71107c210b69"/>
@@ -14794,19 +14018,6 @@
 </ct:contentTypeSchema>
 </file>
 
-<file path=customXml/item3.xml><?xml version="1.0" encoding="utf-8"?>
-<?mso-contentType ?>
-<FormTemplates xmlns="http://schemas.microsoft.com/sharepoint/v3/contenttype/forms">
-  <Display>DocumentLibraryForm</Display>
-  <Edit>DocumentLibraryForm</Edit>
-  <New>DocumentLibraryForm</New>
-</FormTemplates>
-</file>
-
-<file path=customXml/item4.xml><?xml version="1.0" encoding="utf-8"?>
-<b:Sources xmlns:b="http://schemas.openxmlformats.org/officeDocument/2006/bibliography" xmlns="http://schemas.openxmlformats.org/officeDocument/2006/bibliography" SelectedStyle="\APA.XSL" StyleName="APA"/>
-</file>
-
 <file path=customXml/itemProps1.xml><?xml version="1.0" encoding="utf-8"?>
 <ds:datastoreItem xmlns:ds="http://schemas.openxmlformats.org/officeDocument/2006/customXml" ds:itemID="{7B01965D-2F43-4E74-816C-2D3D3A108D5C}">
   <ds:schemaRefs>
@@ -14817,6 +14028,22 @@
 </file>
 
 <file path=customXml/itemProps2.xml><?xml version="1.0" encoding="utf-8"?>
+<ds:datastoreItem xmlns:ds="http://schemas.openxmlformats.org/officeDocument/2006/customXml" ds:itemID="{AB4728C4-1C22-904A-9E18-502001AFDBDF}">
+  <ds:schemaRefs>
+    <ds:schemaRef ds:uri="http://schemas.openxmlformats.org/officeDocument/2006/bibliography"/>
+  </ds:schemaRefs>
+</ds:datastoreItem>
+</file>
+
+<file path=customXml/itemProps3.xml><?xml version="1.0" encoding="utf-8"?>
+<ds:datastoreItem xmlns:ds="http://schemas.openxmlformats.org/officeDocument/2006/customXml" ds:itemID="{CC8908DE-D22D-44EB-B4AD-11147EAC340E}">
+  <ds:schemaRefs>
+    <ds:schemaRef ds:uri="http://schemas.microsoft.com/sharepoint/v3/contenttype/forms"/>
+  </ds:schemaRefs>
+</ds:datastoreItem>
+</file>
+
+<file path=customXml/itemProps4.xml><?xml version="1.0" encoding="utf-8"?>
 <ds:datastoreItem xmlns:ds="http://schemas.openxmlformats.org/officeDocument/2006/customXml" ds:itemID="{CCA62891-B98A-4942-A843-14D931386815}">
   <ds:schemaRefs>
     <ds:schemaRef ds:uri="http://schemas.microsoft.com/office/2006/metadata/contentType"/>
@@ -14833,20 +14060,4 @@
     <ds:schemaRef ds:uri="http://schemas.microsoft.com/internal/obd"/>
   </ds:schemaRefs>
 </ds:datastoreItem>
-</file>
-
-<file path=customXml/itemProps3.xml><?xml version="1.0" encoding="utf-8"?>
-<ds:datastoreItem xmlns:ds="http://schemas.openxmlformats.org/officeDocument/2006/customXml" ds:itemID="{CC8908DE-D22D-44EB-B4AD-11147EAC340E}">
-  <ds:schemaRefs>
-    <ds:schemaRef ds:uri="http://schemas.microsoft.com/sharepoint/v3/contenttype/forms"/>
-  </ds:schemaRefs>
-</ds:datastoreItem>
-</file>
-
-<file path=customXml/itemProps4.xml><?xml version="1.0" encoding="utf-8"?>
-<ds:datastoreItem xmlns:ds="http://schemas.openxmlformats.org/officeDocument/2006/customXml" ds:itemID="{AB4728C4-1C22-904A-9E18-502001AFDBDF}">
-  <ds:schemaRefs>
-    <ds:schemaRef ds:uri="http://schemas.openxmlformats.org/officeDocument/2006/bibliography"/>
-  </ds:schemaRefs>
-</ds:datastoreItem>
 </file>